--- a/docs/phat-trien/Them-chung-tu.docx
+++ b/docs/phat-trien/Them-chung-tu.docx
@@ -3034,6 +3034,17 @@
               <w:t xml:space="preserve">VIEW_ALL</w:t>
             </w:r>
             <w:r>
+              <w:t xml:space="preserve"> và các quyền trạng thái theo đơn vị </w:t>
+            </w:r>
+            <w:r>
+              <w:rPr>
+                <w:rFonts w:ascii="Consolas" w:hAnsi="Consolas" w:cs="Consolas"/>
+                <w:color w:val="164E63"/>
+                <w:sz w:val="19"/>
+              </w:rPr>
+              <w:t xml:space="preserve">ST_PENDING</w:t>
+            </w:r>
+            <w:r>
               <w:t xml:space="preserve">, </w:t>
             </w:r>
             <w:r>
@@ -3042,7 +3053,7 @@
                 <w:color w:val="164E63"/>
                 <w:sz w:val="19"/>
               </w:rPr>
-              <w:t xml:space="preserve">EDIT_PENDING</w:t>
+              <w:t xml:space="preserve">ST_APPROVED</w:t>
             </w:r>
             <w:r>
               <w:t xml:space="preserve">, </w:t>
@@ -3053,7 +3064,7 @@
                 <w:color w:val="164E63"/>
                 <w:sz w:val="19"/>
               </w:rPr>
-              <w:t xml:space="preserve">EDIT_APPROVED</w:t>
+              <w:t xml:space="preserve">ST_POSTED</w:t>
             </w:r>
             <w:r>
               <w:t xml:space="preserve">, </w:t>
@@ -3064,7 +3075,7 @@
                 <w:color w:val="164E63"/>
                 <w:sz w:val="19"/>
               </w:rPr>
-              <w:t xml:space="preserve">POST</w:t>
+              <w:t xml:space="preserve">ST_UNPOST</w:t>
             </w:r>
             <w:r>
               <w:t xml:space="preserve">, </w:t>
@@ -3075,7 +3086,40 @@
                 <w:color w:val="164E63"/>
                 <w:sz w:val="19"/>
               </w:rPr>
-              <w:t xml:space="preserve">UNPOST</w:t>
+              <w:t xml:space="preserve">ST_CANCELLED</w:t>
+            </w:r>
+            <w:r>
+              <w:t xml:space="preserve"> (phiếu không ghi sổ thì thêm vào </w:t>
+            </w:r>
+            <w:r>
+              <w:rPr>
+                <w:rFonts w:ascii="Consolas" w:hAnsi="Consolas" w:cs="Consolas"/>
+                <w:color w:val="164E63"/>
+                <w:sz w:val="19"/>
+              </w:rPr>
+              <w:t xml:space="preserve">NonPosting</w:t>
+            </w:r>
+            <w:r>
+              <w:t xml:space="preserve"> của </w:t>
+            </w:r>
+            <w:r>
+              <w:rPr>
+                <w:rFonts w:ascii="Consolas" w:hAnsi="Consolas" w:cs="Consolas"/>
+                <w:color w:val="164E63"/>
+                <w:sz w:val="19"/>
+              </w:rPr>
+              <w:t xml:space="preserve">VoucherStatusCatalog</w:t>
+            </w:r>
+            <w:r>
+              <w:t xml:space="preserve">: không có </w:t>
+            </w:r>
+            <w:r>
+              <w:rPr>
+                <w:rFonts w:ascii="Consolas" w:hAnsi="Consolas" w:cs="Consolas"/>
+                <w:color w:val="164E63"/>
+                <w:sz w:val="19"/>
+              </w:rPr>
+              <w:t xml:space="preserve">ST_POSTED</w:t>
             </w:r>
             <w:r>
               <w:t xml:space="preserve">, </w:t>
@@ -3086,10 +3130,10 @@
                 <w:color w:val="164E63"/>
                 <w:sz w:val="19"/>
               </w:rPr>
-              <w:t xml:space="preserve">CANCEL</w:t>
-            </w:r>
-            <w:r>
-              <w:t xml:space="preserve">, và mục trong màn Quy tắc phê duyệt</w:t>
+              <w:t xml:space="preserve">ST_UNPOST</w:t>
+            </w:r>
+            <w:r>
+              <w:t xml:space="preserve">), danh mục trạng thái theo đơn vị ở Cài đặt › Trạng thái chứng từ, và mục trong màn Quy tắc phê duyệt</w:t>
             </w:r>
           </w:p>
         </w:tc>
@@ -8246,7 +8290,7 @@
         <w:color w:val="667788"/>
         <w:sz w:val="17"/>
       </w:rPr>
-      <w:t xml:space="preserve">S-ERP - Thêm một chứng từ mới · Trang </w:t>
+      <w:t xml:space="preserve">S-ERP — Thêm chứng từ · Trang </w:t>
     </w:r>
     <w:fldSimple w:instr="PAGE"/>
   </w:p>

--- a/docs/phat-trien/Them-chung-tu.docx
+++ b/docs/phat-trien/Them-chung-tu.docx
@@ -4464,6 +4464,54 @@
     </w:p>
     <w:p>
       <w:pPr>
+        <w:pStyle w:val="ListParagraph"/>
+      </w:pPr>
+      <w:r>
+        <w:t xml:space="preserve">• </w:t>
+      </w:r>
+      <w:r>
+        <w:rPr>
+          <w:b/>
+        </w:rPr>
+        <w:t xml:space="preserve">Đầu `ChangeStatus` và `Reject`</w:t>
+      </w:r>
+      <w:r>
+        <w:t xml:space="preserve">: gọi </w:t>
+      </w:r>
+      <w:r>
+        <w:rPr>
+          <w:rFonts w:ascii="Consolas" w:hAnsi="Consolas" w:cs="Consolas"/>
+          <w:color w:val="164E63"/>
+          <w:sz w:val="19"/>
+        </w:rPr>
+        <w:t xml:space="preserve">PermissionGate.EnsureTouchAsync(permissions, userId, Function, ct)</w:t>
+      </w:r>
+      <w:r>
+        <w:t xml:space="preserve"> </w:t>
+      </w:r>
+      <w:r>
+        <w:rPr>
+          <w:b/>
+        </w:rPr>
+        <w:t xml:space="preserve">trước khi tìm phiếu</w:t>
+      </w:r>
+      <w:r>
+        <w:t xml:space="preserve">: người không có quyền gì với chức năng nhận 403 dù id có hay không, nên không dò được id nào tồn tại (404 với id không có, 403 với id có). Quyền cụ thể trên phiếu vẫn do </w:t>
+      </w:r>
+      <w:r>
+        <w:rPr>
+          <w:rFonts w:ascii="Consolas" w:hAnsi="Consolas" w:cs="Consolas"/>
+          <w:color w:val="164E63"/>
+          <w:sz w:val="19"/>
+        </w:rPr>
+        <w:t xml:space="preserve">DocumentStatusPolicy</w:t>
+      </w:r>
+      <w:r>
+        <w:t xml:space="preserve"> quyết định sau đó.</w:t>
+      </w:r>
+    </w:p>
+    <w:p>
+      <w:pPr>
         <w:pStyle w:val="Heading2"/>
       </w:pPr>
       <w:r>
@@ -8290,7 +8338,7 @@
         <w:color w:val="667788"/>
         <w:sz w:val="17"/>
       </w:rPr>
-      <w:t xml:space="preserve">S-ERP — Thêm chứng từ · Trang </w:t>
+      <w:t xml:space="preserve">S-ERP - Thêm chứng từ · Trang </w:t>
     </w:r>
     <w:fldSimple w:instr="PAGE"/>
   </w:p>
